--- a/outsystems/niveau-2/deel-11/reader.docx
+++ b/outsystems/niveau-2/deel-11/reader.docx
@@ -55,6 +55,58 @@
       </w:r>
       <w:r>
         <w:t xml:space="preserve"> wil bouwen: de volledige vervanging van het zes jaar oude Werkgeversportaal, ditmaal in ODC, terwijl de veertien bestaande O11-satellieten (waaronder Verzuimmeldingen zelf) gewoon in productie blijven draaien. Niveau 2 gaat over wat er verandert zodra je niet één kleine app bouwt, maar een applicatielandschap moet ontwerpen dat naast een bestaand landschap moet functioneren.</w:t>
+      </w:r>
+    </w:p>
+    <w:p>
+      <w:pPr>
+        <w:jc w:val="center"/>
+      </w:pPr>
+      <w:r>
+        <w:drawing>
+          <wp:inline xmlns:a="http://schemas.openxmlformats.org/drawingml/2006/main" xmlns:pic="http://schemas.openxmlformats.org/drawingml/2006/picture">
+            <wp:extent cx="5580000" cy="2869714"/>
+            <wp:docPr id="1" name="Picture 1"/>
+            <wp:cNvGraphicFramePr>
+              <a:graphicFrameLocks noChangeAspect="1"/>
+            </wp:cNvGraphicFramePr>
+            <a:graphic>
+              <a:graphicData uri="http://schemas.openxmlformats.org/drawingml/2006/picture">
+                <pic:pic>
+                  <pic:nvPicPr>
+                    <pic:cNvPr id="0" name="figuur-11-1.png"/>
+                    <pic:cNvPicPr/>
+                  </pic:nvPicPr>
+                  <pic:blipFill>
+                    <a:blip r:embed="rId9"/>
+                    <a:stretch>
+                      <a:fillRect/>
+                    </a:stretch>
+                  </pic:blipFill>
+                  <pic:spPr>
+                    <a:xfrm>
+                      <a:off x="0" y="0"/>
+                      <a:ext cx="5580000" cy="2869714"/>
+                    </a:xfrm>
+                    <a:prstGeom prst="rect"/>
+                  </pic:spPr>
+                </pic:pic>
+              </a:graphicData>
+            </a:graphic>
+          </wp:inline>
+        </w:drawing>
+      </w:r>
+    </w:p>
+    <w:p>
+      <w:pPr>
+        <w:jc w:val="center"/>
+      </w:pPr>
+      <w:r>
+        <w:rPr>
+          <w:i/>
+          <w:color w:val="55606F"/>
+          <w:sz w:val="18"/>
+        </w:rPr>
+        <w:t>Figuur 11-1 — Meridiaan-landschap met WGP 2.0 + 14 satellieten</w:t>
       </w:r>
     </w:p>
     <w:p>
@@ -184,6 +236,58 @@
       </w:r>
       <w:r>
         <w:t xml:space="preserve"> Een Foundation-module mag nooit afhankelijk zijn van een End-User-module. Voor WGP 2.0 betekent dit een concrete ontwerpvraag: de mutatielogica die Verzuimmeldingen en WGP 2.0 straks allebei nodig hebben, hoort niet in een van beide End-User-apps, maar in een gedeelde Core-module waar beide van afhankelijk zijn.</w:t>
+      </w:r>
+    </w:p>
+    <w:p>
+      <w:pPr>
+        <w:jc w:val="center"/>
+      </w:pPr>
+      <w:r>
+        <w:drawing>
+          <wp:inline xmlns:a="http://schemas.openxmlformats.org/drawingml/2006/main" xmlns:pic="http://schemas.openxmlformats.org/drawingml/2006/picture">
+            <wp:extent cx="5580000" cy="3427714"/>
+            <wp:docPr id="2" name="Picture 2"/>
+            <wp:cNvGraphicFramePr>
+              <a:graphicFrameLocks noChangeAspect="1"/>
+            </wp:cNvGraphicFramePr>
+            <a:graphic>
+              <a:graphicData uri="http://schemas.openxmlformats.org/drawingml/2006/picture">
+                <pic:pic>
+                  <pic:nvPicPr>
+                    <pic:cNvPr id="0" name="figuur-11-2.png"/>
+                    <pic:cNvPicPr/>
+                  </pic:nvPicPr>
+                  <pic:blipFill>
+                    <a:blip r:embed="rId10"/>
+                    <a:stretch>
+                      <a:fillRect/>
+                    </a:stretch>
+                  </pic:blipFill>
+                  <pic:spPr>
+                    <a:xfrm>
+                      <a:off x="0" y="0"/>
+                      <a:ext cx="5580000" cy="3427714"/>
+                    </a:xfrm>
+                    <a:prstGeom prst="rect"/>
+                  </pic:spPr>
+                </pic:pic>
+              </a:graphicData>
+            </a:graphic>
+          </wp:inline>
+        </w:drawing>
+      </w:r>
+    </w:p>
+    <w:p>
+      <w:pPr>
+        <w:jc w:val="center"/>
+      </w:pPr>
+      <w:r>
+        <w:rPr>
+          <w:i/>
+          <w:color w:val="55606F"/>
+          <w:sz w:val="18"/>
+        </w:rPr>
+        <w:t>Figuur 11-2 — Vier lagen gestapeld met pijlen die richting afhankelijkheden tonen</w:t>
       </w:r>
     </w:p>
     <w:p>
